--- a/The Dolphins' View of History/chapters/39 - The World Was Supposed to End in 2012 (It Didn't).docx
+++ b/The Dolphins' View of History/chapters/39 - The World Was Supposed to End in 2012 (It Didn't).docx
@@ -9,6 +9,7 @@
         <w:jc w:val="center"/>
         <w:outlineLvl w:val="0"/>
       </w:pPr>
+      <w:bookmarkStart w:name="_Chapter033" w:id="1"/>
       <w:r>
         <w:rPr>
           <w:rFonts w:ascii="Amazon Ember" w:cs="Amazon Ember" w:eastAsia="Amazon Ember" w:hAnsi="Amazon Ember"/>
@@ -18,8 +19,9 @@
           <w:sz w:val="36"/>
           <w:szCs w:val="36"/>
         </w:rPr>
-        <w:t xml:space="preserve">The Thirteenth B'ak'tun, 2012: The World Was Supposed to End in 2012 (It Didn't)</w:t>
-      </w:r>
+        <w:t xml:space="preserve">The Thirteenth B’ak’tun, 2012: The World Was Supposed to End in 2012 (It Didn’t)</w:t>
+      </w:r>
+      <w:bookmarkEnd w:id="1"/>
     </w:p>
     <w:p>
       <w:pPr>
@@ -42,15 +44,15 @@
         <w:spacing w:after="200"/>
       </w:pPr>
       <w:r>
-        <w:t xml:space="preserve">The Long Count's largest standard unit, the b'ak'tun, runs for roughly 394 years. On December 21, 2012, by the correlation most scholars accept, the thirteenth b'ak'tun since the Long Count's starting point came to an end.</w:t>
-      </w:r>
-    </w:p>
-    <w:p>
-      <w:pPr>
-        <w:spacing w:after="200"/>
-      </w:pPr>
-      <w:r>
-        <w:t xml:space="preserve">Maya inscriptions treat this the way an odometer treats rolling from 999999 back to 000000: a notable round number, not a terminus. Surviving texts, including one at the Tortuguero site in Mexico, reference the thirteenth b'ak'tun's completion directly, and other inscriptions calmly reference dates thousands of years beyond it — not the record of a civilization that expected anything to stop.</w:t>
+        <w:t xml:space="preserve">The Long Count’s largest standard unit, the b’ak’tun, runs for roughly 394 years. On December 21, 2012, by the correlation most scholars accept, the thirteenth b’ak’tun since the Long Count’s starting point came to an end.</w:t>
+      </w:r>
+    </w:p>
+    <w:p>
+      <w:pPr>
+        <w:spacing w:after="200"/>
+      </w:pPr>
+      <w:r>
+        <w:t xml:space="preserve">Maya inscriptions treat this the way an odometer treats rolling from 999999 back to 000000: a notable round number, not a terminus. Surviving texts, including one at the Tortuguero site in Mexico, reference the thirteenth b’ak’tun’s completion directly, and other inscriptions calmly reference dates thousands of years beyond it — not the record of a civilization that expected anything to stop.</w:t>
       </w:r>
     </w:p>
     <w:p>
@@ -74,15 +76,15 @@
         <w:spacing w:after="200"/>
       </w:pPr>
       <w:r>
-        <w:t xml:space="preserve">The scare had specific accelerants. Roland Emmerich's 2009 disaster film 2012, which depicted the prediction as fact and earned, as works of fiction do not usually earn, several hundred million dollars worldwide, did more than any single documentary to fix the date in popular imagination. It was not the only apocalypse on offer that decade: the radio broadcaster Harold Camping predicted the Rapture for May 21, 2011, bought billboards across the world to announce it, and, when it did not arrive, recalculated the date to October 21 of the same year, a level of confidence dolphin historians find difficult to improve on for comic timing.</w:t>
-      </w:r>
-    </w:p>
-    <w:p>
-      <w:pPr>
-        <w:spacing w:after="200"/>
-      </w:pPr>
-      <w:r>
-        <w:t xml:space="preserve">The prediction's astronomical hook, when it had one, involved the winter solstice sun appearing to cross the plane of the Milky Way as seen from Earth, a genuine, very slow drift caused by the 26,000-year wobble of Earth's axis, popularized in the 1990s by the independent researcher John Major Jenkins. Professional astronomers pointed out that the alignment is not a single moment at all: the sun's apparent position drifts across the galactic plane over a span of decades, a near-alignment recurs every year in the loose sense being used, and nothing in the mechanics implies any effect on Earth whatsoever.</w:t>
+        <w:t xml:space="preserve">The scare had specific accelerants. Roland Emmerich’s 2009 disaster film 2012, which depicted the prediction as fact and earned, as works of fiction do not usually earn, several hundred million dollars worldwide, did more than any single documentary to fix the date in popular imagination. It was not the only apocalypse on offer that decade: the radio broadcaster Harold Camping predicted the Rapture for May 21, 2011, bought billboards across the world to announce it, and, when it did not arrive, recalculated the date to October 21 of the same year, a level of confidence dolphin historians find difficult to improve on for comic timing.</w:t>
+      </w:r>
+    </w:p>
+    <w:p>
+      <w:pPr>
+        <w:spacing w:after="200"/>
+      </w:pPr>
+      <w:r>
+        <w:t xml:space="preserve">The prediction’s astronomical hook, when it had one, involved the winter solstice sun appearing to cross the plane of the Milky Way as seen from Earth, a genuine, very slow drift caused by the 26,000-year wobble of Earth’s axis, popularized in the 1990s by the independent researcher John Major Jenkins. Professional astronomers pointed out that the alignment is not a single moment at all: the sun’s apparent position drifts across the galactic plane over a span of decades, a near-alignment recurs every year in the loose sense being used, and nothing in the mechanics implies any effect on Earth whatsoever.</w:t>
       </w:r>
     </w:p>
     <w:p>
@@ -98,7 +100,7 @@
         <w:spacing w:after="200"/>
       </w:pPr>
       <w:r>
-        <w:t xml:space="preserve">Dolphin historians note this is not even an unusual case. Humans have forecast their own ending with some regularity and no shortage of confidence: recurring religious end-times predictions across multiple faiths and centuries, and, closer to 2012, the Y2K computer bug scare of 1999-2000, which anticipated a global systems collapse when computer clocks rolled from 99 to 00, addressed seriously enough in advance that its own uneventful passing is sometimes cited as evidence the warning must have been overblown to begin with.</w:t>
+        <w:t xml:space="preserve">Dolphin historians note this is not even an unusual case. Humans have forecast their own ending with some regularity and no shortage of confidence: recurring religious end-times predictions across multiple faiths and centuries, and, closer to 2012, the Y2K computer bug scare of 1999–2000, which anticipated a global systems collapse when computer clocks rolled from 99 to 00, addressed seriously enough in advance that its own uneventful passing is sometimes cited as evidence the warning must have been overblown to begin with.</w:t>
       </w:r>
     </w:p>
     <w:p>

--- a/The Dolphins' View of History/chapters/39 - The World Was Supposed to End in 2012 (It Didn't).docx
+++ b/The Dolphins' View of History/chapters/39 - The World Was Supposed to End in 2012 (It Didn't).docx
@@ -60,7 +60,7 @@
         <w:spacing w:after="200"/>
       </w:pPr>
       <w:r>
-        <w:t xml:space="preserve">None of this stopped a very different story from taking hold in the early 2000s, amplified by books, documentaries, and, in its final years, exactly the kind of internet-era information environment the previous chapter describes: December 21, 2012 as a predicted apocalypse, variously attributed to a rogue planet, a solar alignment, or simply “what the Mayans predicted,” a phrase no surviving Maya text anywhere actually supports.</w:t>
+        <w:t xml:space="preserve">None of this stopped a very different story from taking hold in the early 2000s, amplified by books, documentaries, and, in its final years, exactly the kind of internet-era information environment the previous chapter describes. December 21, 2012 became a predicted apocalypse, variously attributed to a rogue planet, a solar alignment, or simply “what the Mayans predicted,” a phrase no surviving Maya text anywhere actually supports.</w:t>
       </w:r>
     </w:p>
     <w:p>
@@ -100,7 +100,7 @@
         <w:spacing w:after="200"/>
       </w:pPr>
       <w:r>
-        <w:t xml:space="preserve">Dolphin historians note this is not even an unusual case. Humans have forecast their own ending with some regularity and no shortage of confidence: recurring religious end-times predictions across multiple faiths and centuries, and, closer to 2012, the Y2K computer bug scare of 1999–2000, which anticipated a global systems collapse when computer clocks rolled from 99 to 00, addressed seriously enough in advance that its own uneventful passing is sometimes cited as evidence the warning must have been overblown to begin with.</w:t>
+        <w:t xml:space="preserve">This is not even an unusual case. Humans have forecast their own ending with some regularity and no shortage of confidence: recurring religious end-times predictions across multiple faiths and centuries. Closer to 2012 came the Y2K computer bug scare of 1999–2000, which anticipated a global systems collapse when computer clocks rolled from 99 to 00. It was addressed seriously enough in advance that its own uneventful passing is sometimes cited as evidence the warning must have been overblown to begin with.</w:t>
       </w:r>
     </w:p>
     <w:p>

--- a/The Dolphins' View of History/chapters/39 - The World Was Supposed to End in 2012 (It Didn't).docx
+++ b/The Dolphins' View of History/chapters/39 - The World Was Supposed to End in 2012 (It Didn't).docx
@@ -5,6 +5,7 @@
     <w:p>
       <w:pPr>
         <w:pStyle w:val="Heading1"/>
+        <w:pageBreakBefore/>
         <w:spacing w:after="300"/>
         <w:jc w:val="center"/>
         <w:outlineLvl w:val="0"/>
@@ -15,9 +16,9 @@
           <w:rFonts w:ascii="Amazon Ember" w:cs="Amazon Ember" w:eastAsia="Amazon Ember" w:hAnsi="Amazon Ember"/>
           <w:b/>
           <w:bCs/>
-          <w:color w:val="0000FF"/>
-          <w:sz w:val="36"/>
-          <w:szCs w:val="36"/>
+          <w:color w:val="1F4E79"/>
+          <w:sz w:val="32"/>
+          <w:szCs w:val="32"/>
         </w:rPr>
         <w:t xml:space="preserve">The Thirteenth B’ak’tun, 2012: The World Was Supposed to End in 2012 (It Didn’t)</w:t>
       </w:r>
@@ -140,7 +141,7 @@
       </w:r>
     </w:p>
     <w:sectPr>
-      <w:pgSz w:w="12240" w:h="15840" w:orient="portrait"/>
+      <w:pgSz w:w="8640" w:h="12960" w:orient="portrait"/>
       <w:pgMar w:top="1440" w:right="1440" w:bottom="1440" w:left="1440" w:header="708" w:footer="708" w:gutter="0"/>
       <w:pgNumType/>
       <w:docGrid w:linePitch="360"/>

--- a/The Dolphins' View of History/chapters/39 - The World Was Supposed to End in 2012 (It Didn't).docx
+++ b/The Dolphins' View of History/chapters/39 - The World Was Supposed to End in 2012 (It Didn't).docx
@@ -61,7 +61,7 @@
         <w:spacing w:after="200"/>
       </w:pPr>
       <w:r>
-        <w:t xml:space="preserve">None of this stopped a very different story from taking hold in the early 2000s, amplified by books, documentaries, and, in its final years, exactly the kind of internet-era information environment the previous chapter describes. December 21, 2012 became a predicted apocalypse, variously attributed to a rogue planet, a solar alignment, or simply “what the Mayans predicted,” a phrase no surviving Maya text anywhere actually supports.</w:t>
+        <w:t xml:space="preserve">None of this stopped a different story — with roots in 1970s and 80s New Age writing, including José Argüelles’s 1987 “Harmonic Convergence” — from reaching mass audiences in the early 2000s, amplified by books, documentaries, and, in its final years, exactly the kind of internet-era information environment the previous chapter describes. December 21, 2012 became a predicted apocalypse, variously attributed to a rogue planet, a solar alignment, or simply “what the Mayans predicted,” a phrase no surviving Maya text anywhere actually supports.</w:t>
       </w:r>
     </w:p>
     <w:p>
